--- a/spa/docx/021.content.docx
+++ b/spa/docx/021.content.docx
@@ -224,18 +224,12 @@
         </w:rPr>
         <w:t xml:space="preserve"> es un lugar dentro de un </w:t>
       </w:r>
-      <w:hyperlink r:id="rId13">
-        <w:r>
-          <w:rPr>
-            <w:lang w:val="es_ES" w:bidi="es_ES"/>
-          </w:rPr>
-          <w:rPr>
-            <w:color w:val="0000EE"/>
-            <w:u w:val="single"/>
-          </w:rPr>
-          <w:t>viñedo</w:t>
-        </w:r>
-      </w:hyperlink>
+      <w:r>
+        <w:rPr>
+          <w:lang w:val="es_ES" w:bidi="es_ES"/>
+        </w:rPr>
+        <w:t>viñedo</w:t>
+      </w:r>
       <w:r>
         <w:rPr>
           <w:lang w:val="es_ES" w:bidi="es_ES"/>
@@ -311,18 +305,12 @@
         </w:rPr>
         <w:t xml:space="preserve">Una persona que es mala, o malvada, voluntariamente hace cosas malas que hieren a otras personas. Cuando las personas dejan de obedecer a </w:t>
       </w:r>
-      <w:hyperlink r:id="rId14">
-        <w:r>
-          <w:rPr>
-            <w:lang w:val="es_ES" w:bidi="es_ES"/>
-          </w:rPr>
-          <w:rPr>
-            <w:color w:val="0000EE"/>
-            <w:u w:val="single"/>
-          </w:rPr>
-          <w:t>Dios</w:t>
-        </w:r>
-      </w:hyperlink>
+      <w:r>
+        <w:rPr>
+          <w:lang w:val="es_ES" w:bidi="es_ES"/>
+        </w:rPr>
+        <w:t>Dios</w:t>
+      </w:r>
       <w:r>
         <w:rPr>
           <w:lang w:val="es_ES" w:bidi="es_ES"/>
@@ -405,18 +393,12 @@
         </w:rPr>
         <w:t xml:space="preserve">Un </w:t>
       </w:r>
-      <w:hyperlink r:id="rId15">
-        <w:r>
-          <w:rPr>
-            <w:lang w:val="es_ES" w:bidi="es_ES"/>
-          </w:rPr>
-          <w:rPr>
-            <w:color w:val="0000EE"/>
-            <w:u w:val="single"/>
-          </w:rPr>
-          <w:t>desierto</w:t>
-        </w:r>
-      </w:hyperlink>
+      <w:r>
+        <w:rPr>
+          <w:lang w:val="es_ES" w:bidi="es_ES"/>
+        </w:rPr>
+        <w:t>desierto</w:t>
+      </w:r>
       <w:r>
         <w:rPr>
           <w:lang w:val="es_ES" w:bidi="es_ES"/>
@@ -559,18 +541,12 @@
         </w:rPr>
         <w:t xml:space="preserve"> es una pieza plana de piedra con una arista a su alrededor. Las personas en </w:t>
       </w:r>
-      <w:hyperlink r:id="rId16">
-        <w:r>
-          <w:rPr>
-            <w:lang w:val="es_ES" w:bidi="es_ES"/>
-          </w:rPr>
-          <w:rPr>
-            <w:color w:val="0000EE"/>
-            <w:u w:val="single"/>
-          </w:rPr>
-          <w:t>Israel</w:t>
-        </w:r>
-      </w:hyperlink>
+      <w:r>
+        <w:rPr>
+          <w:lang w:val="es_ES" w:bidi="es_ES"/>
+        </w:rPr>
+        <w:t>Israel</w:t>
+      </w:r>
       <w:r>
         <w:rPr>
           <w:lang w:val="es_ES" w:bidi="es_ES"/>
@@ -742,7 +718,6 @@
       </w:r>
       <w:r>
         <w:rPr>
-          <w:b/>
           <w:lang w:val="es_ES" w:bidi="es_ES"/>
         </w:rPr>
         <w:t>profetas</w:t>
@@ -767,18 +742,12 @@
         </w:rPr>
         <w:t xml:space="preserve">Cuando las personas en el Nuevo Testamento hablan de “la palabra”, o “la palabra de Dios” o “la palabra del Señor”, generalmente se refieren a las </w:t>
       </w:r>
-      <w:hyperlink r:id="rId17">
-        <w:r>
-          <w:rPr>
-            <w:lang w:val="es_ES" w:bidi="es_ES"/>
-          </w:rPr>
-          <w:rPr>
-            <w:color w:val="0000EE"/>
-            <w:u w:val="single"/>
-          </w:rPr>
-          <w:t>buenas nuevas</w:t>
-        </w:r>
-      </w:hyperlink>
+      <w:r>
+        <w:rPr>
+          <w:lang w:val="es_ES" w:bidi="es_ES"/>
+        </w:rPr>
+        <w:t>buenas nuevas</w:t>
+      </w:r>
       <w:r>
         <w:rPr>
           <w:lang w:val="es_ES" w:bidi="es_ES"/>
@@ -799,18 +768,12 @@
         </w:rPr>
         <w:t xml:space="preserve">Las personas pueden saber lo que Dios les dice a través de las </w:t>
       </w:r>
-      <w:hyperlink r:id="rId18">
-        <w:r>
-          <w:rPr>
-            <w:lang w:val="es_ES" w:bidi="es_ES"/>
-          </w:rPr>
-          <w:rPr>
-            <w:color w:val="0000EE"/>
-            <w:u w:val="single"/>
-          </w:rPr>
-          <w:t>Escrituras</w:t>
-        </w:r>
-      </w:hyperlink>
+      <w:r>
+        <w:rPr>
+          <w:lang w:val="es_ES" w:bidi="es_ES"/>
+        </w:rPr>
+        <w:t>Escrituras</w:t>
+      </w:r>
       <w:r>
         <w:rPr>
           <w:lang w:val="es_ES" w:bidi="es_ES"/>
@@ -908,7 +871,6 @@
       </w:r>
       <w:r>
         <w:rPr>
-          <w:b/>
           <w:lang w:val="es_ES" w:bidi="es_ES"/>
         </w:rPr>
         <w:t>inclinándose</w:t>
@@ -919,36 +881,24 @@
         </w:rPr>
         <w:t xml:space="preserve"> ante él. Las personas adoraban a Dios juntas, o individualmente. Durante el tiempo en la historia de </w:t>
       </w:r>
-      <w:hyperlink r:id="rId16">
-        <w:r>
-          <w:rPr>
-            <w:lang w:val="es_ES" w:bidi="es_ES"/>
-          </w:rPr>
-          <w:rPr>
-            <w:color w:val="0000EE"/>
-            <w:u w:val="single"/>
-          </w:rPr>
-          <w:t>Israel</w:t>
-        </w:r>
-      </w:hyperlink>
+      <w:r>
+        <w:rPr>
+          <w:lang w:val="es_ES" w:bidi="es_ES"/>
+        </w:rPr>
+        <w:t>Israel</w:t>
+      </w:r>
       <w:r>
         <w:rPr>
           <w:lang w:val="es_ES" w:bidi="es_ES"/>
         </w:rPr>
         <w:t xml:space="preserve"> cuando tenían el </w:t>
       </w:r>
-      <w:hyperlink r:id="rId19">
-        <w:r>
-          <w:rPr>
-            <w:lang w:val="es_ES" w:bidi="es_ES"/>
-          </w:rPr>
-          <w:rPr>
-            <w:color w:val="0000EE"/>
-            <w:u w:val="single"/>
-          </w:rPr>
-          <w:t>templo</w:t>
-        </w:r>
-      </w:hyperlink>
+      <w:r>
+        <w:rPr>
+          <w:lang w:val="es_ES" w:bidi="es_ES"/>
+        </w:rPr>
+        <w:t>templo</w:t>
+      </w:r>
       <w:r>
         <w:rPr>
           <w:lang w:val="es_ES" w:bidi="es_ES"/>
@@ -957,7 +907,6 @@
       </w:r>
       <w:r>
         <w:rPr>
-          <w:b/>
           <w:lang w:val="es_ES" w:bidi="es_ES"/>
         </w:rPr>
         <w:t>oraciones</w:t>
@@ -970,7 +919,6 @@
       </w:r>
       <w:r>
         <w:rPr>
-          <w:b/>
           <w:lang w:val="es_ES" w:bidi="es_ES"/>
         </w:rPr>
         <w:t>sacrificios</w:t>
@@ -997,7 +945,6 @@
       </w:r>
       <w:r>
         <w:rPr>
-          <w:b/>
           <w:lang w:val="es_ES" w:bidi="es_ES"/>
         </w:rPr>
         <w:t>judíos</w:t>
@@ -1010,7 +957,6 @@
       </w:r>
       <w:r>
         <w:rPr>
-          <w:b/>
           <w:lang w:val="es_ES" w:bidi="es_ES"/>
         </w:rPr>
         <w:t>sinagogas</w:t>
@@ -1035,18 +981,12 @@
         </w:rPr>
         <w:t xml:space="preserve">Después de que Jesús había regresado al </w:t>
       </w:r>
-      <w:hyperlink r:id="rId20">
-        <w:r>
-          <w:rPr>
-            <w:lang w:val="es_ES" w:bidi="es_ES"/>
-          </w:rPr>
-          <w:rPr>
-            <w:color w:val="0000EE"/>
-            <w:u w:val="single"/>
-          </w:rPr>
-          <w:t>cielo</w:t>
-        </w:r>
-      </w:hyperlink>
+      <w:r>
+        <w:rPr>
+          <w:lang w:val="es_ES" w:bidi="es_ES"/>
+        </w:rPr>
+        <w:t>cielo</w:t>
+      </w:r>
       <w:r>
         <w:rPr>
           <w:lang w:val="es_ES" w:bidi="es_ES"/>
